--- a/docs/Olena Khyzhniak - Assignment 1.docx
+++ b/docs/Olena Khyzhniak - Assignment 1.docx
@@ -3,6 +3,11 @@
 <w:document xmlns:wpc="http://schemas.microsoft.com/office/word/2010/wordprocessingCanvas" xmlns:cx="http://schemas.microsoft.com/office/drawing/2014/chartex" xmlns:cx1="http://schemas.microsoft.com/office/drawing/2015/9/8/chartex" xmlns:cx2="http://schemas.microsoft.com/office/drawing/2015/10/21/chartex" xmlns:cx3="http://schemas.microsoft.com/office/drawing/2016/5/9/chartex" xmlns:cx4="http://schemas.microsoft.com/office/drawing/2016/5/10/chartex" xmlns:cx5="http://schemas.microsoft.com/office/drawing/2016/5/11/chartex" xmlns:cx6="http://schemas.microsoft.com/office/drawing/2016/5/12/chartex" xmlns:cx7="http://schemas.microsoft.com/office/drawing/2016/5/13/chartex" xmlns:cx8="http://schemas.microsoft.com/office/drawing/2016/5/14/chartex" xmlns:mc="http://schemas.openxmlformats.org/markup-compatibility/2006" xmlns:aink="http://schemas.microsoft.com/office/drawing/2016/ink" xmlns:am3d="http://schemas.microsoft.com/office/drawing/2017/model3d" xmlns:o="urn:schemas-microsoft-com:office:office" xmlns:oel="http://schemas.microsoft.com/office/2019/extlst" xmlns:r="http://schemas.openxmlformats.org/officeDocument/2006/relationships" xmlns:m="http://schemas.openxmlformats.org/officeDocument/2006/math" xmlns:v="urn:schemas-microsoft-com:vml" xmlns:wp14="http://schemas.microsoft.com/office/word/2010/wordprocessingDrawing" xmlns:wp="http://schemas.openxmlformats.org/drawingml/2006/wordprocessingDrawing" xmlns:w10="urn:schemas-microsoft-com:office:word" xmlns:w="http://schemas.openxmlformats.org/wordprocessingml/2006/main" xmlns:w14="http://schemas.microsoft.com/office/word/2010/wordml" xmlns:w15="http://schemas.microsoft.com/office/word/2012/wordml" xmlns:w16cex="http://schemas.microsoft.com/office/word/2018/wordml/cex" xmlns:w16cid="http://schemas.microsoft.com/office/word/2016/wordml/cid" xmlns:w16="http://schemas.microsoft.com/office/word/2018/wordml" xmlns:w16du="http://schemas.microsoft.com/office/word/2023/wordml/word16du" xmlns:w16sdtdh="http://schemas.microsoft.com/office/word/2020/wordml/sdtdatahash" xmlns:w16sdtfl="http://schemas.microsoft.com/office/word/2024/wordml/sdtformatlock" xmlns:w16se="http://schemas.microsoft.com/office/word/2015/wordml/symex" xmlns:wpg="http://schemas.microsoft.com/office/word/2010/wordprocessingGroup" xmlns:wpi="http://schemas.microsoft.com/office/word/2010/wordprocessingInk" xmlns:wne="http://schemas.microsoft.com/office/word/2006/wordml" xmlns:wps="http://schemas.microsoft.com/office/word/2010/wordprocessingShape" mc:Ignorable="w14 w15 w16se w16cid w16 w16cex w16sdtdh w16sdtfl w16du wp14">
   <w:body>
     <w:p>
+      <w:pPr>
+        <w:rPr>
+          <w:lang w:val="en-IE"/>
+        </w:rPr>
+      </w:pPr>
       <w:r>
         <w:t>Student Name</w:t>
       </w:r>
@@ -27,6 +32,18 @@
         <w:tab/>
         <w:t>:</w:t>
       </w:r>
+      <w:r>
+        <w:t xml:space="preserve"> </w:t>
+      </w:r>
+      <w:hyperlink r:id="rId6" w:history="1">
+        <w:r>
+          <w:rPr>
+            <w:rStyle w:val="a8"/>
+            <w:lang w:val="en-IE"/>
+          </w:rPr>
+          <w:t>demo.mp4</w:t>
+        </w:r>
+      </w:hyperlink>
     </w:p>
     <w:p>
       <w:pPr>
@@ -50,7 +67,7 @@
       <w:r>
         <w:t xml:space="preserve">  </w:t>
       </w:r>
-      <w:hyperlink r:id="rId6" w:history="1">
+      <w:hyperlink r:id="rId7" w:history="1">
         <w:r>
           <w:rPr>
             <w:rStyle w:val="a8"/>
@@ -350,6 +367,9 @@
                 <w:lang w:val="en-IE"/>
               </w:rPr>
             </w:pPr>
+            <w:r>
+              <w:t>RecyclerView + Adapter + ViewHolder; CRUD; in-memory store; AppCompatActivity</w:t>
+            </w:r>
           </w:p>
         </w:tc>
         <w:tc>
@@ -376,6 +396,9 @@
                 <w:lang w:val="en-IE"/>
               </w:rPr>
             </w:pPr>
+            <w:r>
+              <w:t>Basic navigation; Add/Edit form; Cancel button</w:t>
+            </w:r>
           </w:p>
         </w:tc>
         <w:tc>
@@ -402,6 +425,9 @@
                 <w:lang w:val="en-IE"/>
               </w:rPr>
             </w:pPr>
+            <w:r>
+              <w:t>Repo created; initial commits; commit messages</w:t>
+            </w:r>
           </w:p>
         </w:tc>
         <w:tc>
@@ -489,6 +515,9 @@
                 <w:lang w:val="en-IE"/>
               </w:rPr>
             </w:pPr>
+            <w:r>
+              <w:t>RestaurantStore interface; RestaurantMemStore; AppData singleton; MainApp; RestaurantModel</w:t>
+            </w:r>
           </w:p>
         </w:tc>
         <w:tc>
@@ -515,6 +544,9 @@
                 <w:lang w:val="en-IE"/>
               </w:rPr>
             </w:pPr>
+            <w:r>
+              <w:t>MainActivity; RestaurantListActivity; AddEditActivity; onResume() refreshes list</w:t>
+            </w:r>
           </w:p>
         </w:tc>
         <w:tc>
@@ -541,6 +573,21 @@
                 <w:lang w:val="en-IE"/>
               </w:rPr>
             </w:pPr>
+            <w:r>
+              <w:t>Several</w:t>
+            </w:r>
+            <w:r>
+              <w:t xml:space="preserve"> branch</w:t>
+            </w:r>
+            <w:r>
+              <w:t>es</w:t>
+            </w:r>
+            <w:r>
+              <w:t>; commits</w:t>
+            </w:r>
+            <w:r>
+              <w:t xml:space="preserve"> history</w:t>
+            </w:r>
           </w:p>
         </w:tc>
         <w:tc>
@@ -628,6 +675,9 @@
                 <w:lang w:val="en-IE"/>
               </w:rPr>
             </w:pPr>
+            <w:r>
+              <w:t>Material TextInputLayout; AutoCompleteTextView dropdown for cuisine; RatingBar; MaterialButton; CardView</w:t>
+            </w:r>
           </w:p>
         </w:tc>
         <w:tc>
@@ -654,6 +704,9 @@
                 <w:lang w:val="en-IE"/>
               </w:rPr>
             </w:pPr>
+            <w:r>
+              <w:t>Cuisine DropDownList; RatingBar on form + card</w:t>
+            </w:r>
           </w:p>
         </w:tc>
         <w:tc>
@@ -680,6 +733,9 @@
                 <w:lang w:val="en-IE"/>
               </w:rPr>
             </w:pPr>
+            <w:r>
+              <w:t xml:space="preserve"> .gitignore; UML in docs/</w:t>
+            </w:r>
           </w:p>
         </w:tc>
         <w:tc>
@@ -698,6 +754,9 @@
                 <w:lang w:val="en-IE"/>
               </w:rPr>
             </w:pPr>
+            <w:r>
+              <w:t>Updated UML diagram</w:t>
+            </w:r>
           </w:p>
         </w:tc>
       </w:tr>
@@ -767,6 +826,9 @@
                 <w:lang w:val="en-IE"/>
               </w:rPr>
             </w:pPr>
+            <w:r>
+              <w:t>SearchView live filtering; Navigation Drawer with header; AboutActivity; NoActionBar + Toolbar</w:t>
+            </w:r>
           </w:p>
         </w:tc>
         <w:tc>
@@ -793,6 +855,15 @@
                 <w:lang w:val="en-IE"/>
               </w:rPr>
             </w:pPr>
+            <w:r>
+              <w:t>SearchView expanded at top; Nav Drawer (4 items);</w:t>
+            </w:r>
+            <w:r>
+              <w:t xml:space="preserve"> </w:t>
+            </w:r>
+            <w:r>
+              <w:t>hamburger toggle</w:t>
+            </w:r>
           </w:p>
         </w:tc>
         <w:tc>
@@ -819,6 +890,12 @@
                 <w:lang w:val="en-IE"/>
               </w:rPr>
             </w:pPr>
+            <w:r>
+              <w:t>Commits to branches -&gt; create PR -&gt; merged</w:t>
+            </w:r>
+            <w:r>
+              <w:t xml:space="preserve"> to main branch; opened issue</w:t>
+            </w:r>
           </w:p>
         </w:tc>
         <w:tc>
@@ -837,19 +914,72 @@
                 <w:lang w:val="en-IE"/>
               </w:rPr>
             </w:pPr>
+            <w:r>
+              <w:t xml:space="preserve">Nav Drawer header; cuisine suggestions in search; ScrollView on form; </w:t>
+            </w:r>
           </w:p>
         </w:tc>
       </w:tr>
     </w:tbl>
     <w:p/>
     <w:p>
-      <w:r>
+      <w:pPr>
+        <w:jc w:val="both"/>
+      </w:pPr>
+      <w:r>
+        <w:rPr>
+          <w:b/>
+          <w:bCs/>
+          <w:u w:val="single"/>
+        </w:rPr>
         <w:t>Additional Comments:</w:t>
       </w:r>
+      <w:r>
+        <w:t xml:space="preserve"> </w:t>
+      </w:r>
+      <w:r>
+        <w:t>Android Studio's built-in AI assistant and IBM Bob AI were used as supplementary tools: to diagnose a runtime crash caused by an ActionBar/Toolbar conflict, assist with code generation for the Navigation Drawer and SearchView, and explain Android concepts for educational purposes.</w:t>
+      </w:r>
+      <w:r>
+        <w:t xml:space="preserve"> </w:t>
+      </w:r>
+      <w:r>
+        <w:t>AI</w:t>
+      </w:r>
+      <w:r>
+        <w:t xml:space="preserve"> also</w:t>
+      </w:r>
+      <w:r>
+        <w:t xml:space="preserve"> assisted to resolve Android Emulator freeze and file-locking issues resulting from project migration</w:t>
+      </w:r>
+      <w:r>
+        <w:t xml:space="preserve"> </w:t>
+      </w:r>
+      <w:r>
+        <w:t>from OneDrive to local drive (B:). Moving the project to local storage permanently resolved file-locking conflicts and improved build stability</w:t>
+      </w:r>
+      <w:r>
+        <w:t>.</w:t>
+      </w:r>
+      <w:r>
+        <w:t xml:space="preserve"> All</w:t>
+      </w:r>
+      <w:r>
+        <w:t xml:space="preserve"> AI-generated suggestions and code were reviewed and integrated by the student, who remained responsible for understanding the implementation and making</w:t>
+      </w:r>
+      <w:r>
+        <w:t xml:space="preserve"> all</w:t>
+      </w:r>
+      <w:r>
+        <w:t xml:space="preserve"> development decisions. Both tools were used to support learning and problem-solving </w:t>
+      </w:r>
+      <w:r>
+        <w:t>not</w:t>
+      </w:r>
+      <w:r>
+        <w:t xml:space="preserve"> to replace independent work.</w:t>
+      </w:r>
     </w:p>
-    <w:p/>
-    <w:p/>
-    <w:p/>
     <w:sectPr>
       <w:pgSz w:w="16840" w:h="11900" w:orient="landscape"/>
       <w:pgMar w:top="698" w:right="1440" w:bottom="467" w:left="1440" w:header="708" w:footer="708" w:gutter="0"/>
@@ -1296,7 +1426,6 @@
   <w:style w:type="character" w:default="1" w:styleId="a0">
     <w:name w:val="Default Paragraph Font"/>
     <w:uiPriority w:val="1"/>
-    <w:semiHidden/>
     <w:unhideWhenUsed/>
   </w:style>
   <w:style w:type="table" w:default="1" w:styleId="a1">
